--- a/Documentations.docx
+++ b/Documentations.docx
@@ -1,32 +1,779 @@
 
 <file path=word/document.xml><?xml version="1.0" encoding="utf-8"?>
-<w:document xmlns:wpc="http://schemas.microsoft.com/office/word/2010/wordprocessingCanvas" xmlns:cx="http://schemas.microsoft.com/office/drawing/2014/chartex" xmlns:cx1="http://schemas.microsoft.com/office/drawing/2015/9/8/chartex" xmlns:cx2="http://schemas.microsoft.com/office/drawing/2015/10/21/chartex" xmlns:cx3="http://schemas.microsoft.com/office/drawing/2016/5/9/chartex" xmlns:cx4="http://schemas.microsoft.com/office/drawing/2016/5/10/chartex" xmlns:cx5="http://schemas.microsoft.com/office/drawing/2016/5/11/chartex" xmlns:cx6="http://schemas.microsoft.com/office/drawing/2016/5/12/chartex" xmlns:cx7="http://schemas.microsoft.com/office/drawing/2016/5/13/chartex" xmlns:cx8="http://schemas.microsoft.com/office/drawing/2016/5/14/chartex" xmlns:mc="http://schemas.openxmlformats.org/markup-compatibility/2006" xmlns:aink="http://schemas.microsoft.com/office/drawing/2016/ink" xmlns:am3d="http://schemas.microsoft.com/office/drawing/2017/model3d" xmlns:o="urn:schemas-microsoft-com:office:office" xmlns:oel="http://schemas.microsoft.com/office/2019/extlst" xmlns:r="http://schemas.openxmlformats.org/officeDocument/2006/relationships" xmlns:m="http://schemas.openxmlformats.org/officeDocument/2006/math" xmlns:v="urn:schemas-microsoft-com:vml" xmlns:wp14="http://schemas.microsoft.com/office/word/2010/wordprocessingDrawing" xmlns:wp="http://schemas.openxmlformats.org/drawingml/2006/wordprocessingDrawing" xmlns:w10="urn:schemas-microsoft-com:office:word" xmlns:w="http://schemas.openxmlformats.org/wordprocessingml/2006/main" xmlns:w14="http://schemas.microsoft.com/office/word/2010/wordml" xmlns:w15="http://schemas.microsoft.com/office/word/2012/wordml" xmlns:w16cex="http://schemas.microsoft.com/office/word/2018/wordml/cex" xmlns:w16cid="http://schemas.microsoft.com/office/word/2016/wordml/cid" xmlns:w16="http://schemas.microsoft.com/office/word/2018/wordml" xmlns:w16du="http://schemas.microsoft.com/office/word/2023/wordml/word16du" xmlns:w16sdtdh="http://schemas.microsoft.com/office/word/2020/wordml/sdtdatahash" xmlns:w16se="http://schemas.microsoft.com/office/word/2015/wordml/symex" xmlns:wpg="http://schemas.microsoft.com/office/word/2010/wordprocessingGroup" xmlns:wpi="http://schemas.microsoft.com/office/word/2010/wordprocessingInk" xmlns:wne="http://schemas.microsoft.com/office/word/2006/wordml" xmlns:wps="http://schemas.microsoft.com/office/word/2010/wordprocessingShape" mc:Ignorable="w14 w15 w16se w16cid w16 w16cex w16sdtdh wp14">
+<w:document xmlns:wpc="http://schemas.microsoft.com/office/word/2010/wordprocessingCanvas" xmlns:cx="http://schemas.microsoft.com/office/drawing/2014/chartex" xmlns:cx1="http://schemas.microsoft.com/office/drawing/2015/9/8/chartex" xmlns:cx2="http://schemas.microsoft.com/office/drawing/2015/10/21/chartex" xmlns:cx3="http://schemas.microsoft.com/office/drawing/2016/5/9/chartex" xmlns:cx4="http://schemas.microsoft.com/office/drawing/2016/5/10/chartex" xmlns:cx5="http://schemas.microsoft.com/office/drawing/2016/5/11/chartex" xmlns:cx6="http://schemas.microsoft.com/office/drawing/2016/5/12/chartex" xmlns:cx7="http://schemas.microsoft.com/office/drawing/2016/5/13/chartex" xmlns:cx8="http://schemas.microsoft.com/office/drawing/2016/5/14/chartex" xmlns:mc="http://schemas.openxmlformats.org/markup-compatibility/2006" xmlns:aink="http://schemas.microsoft.com/office/drawing/2016/ink" xmlns:am3d="http://schemas.microsoft.com/office/drawing/2017/model3d" xmlns:o="urn:schemas-microsoft-com:office:office" xmlns:oel="http://schemas.microsoft.com/office/2019/extlst" xmlns:r="http://schemas.openxmlformats.org/officeDocument/2006/relationships" xmlns:m="http://schemas.openxmlformats.org/officeDocument/2006/math" xmlns:v="urn:schemas-microsoft-com:vml" xmlns:wp14="http://schemas.microsoft.com/office/word/2010/wordprocessingDrawing" xmlns:wp="http://schemas.openxmlformats.org/drawingml/2006/wordprocessingDrawing" xmlns:w10="urn:schemas-microsoft-com:office:word" xmlns:w="http://schemas.openxmlformats.org/wordprocessingml/2006/main" xmlns:w14="http://schemas.microsoft.com/office/word/2010/wordml" xmlns:w15="http://schemas.microsoft.com/office/word/2012/wordml" xmlns:w16cex="http://schemas.microsoft.com/office/word/2018/wordml/cex" xmlns:w16cid="http://schemas.microsoft.com/office/word/2016/wordml/cid" xmlns:w16="http://schemas.microsoft.com/office/word/2018/wordml" xmlns:w16sdtdh="http://schemas.microsoft.com/office/word/2020/wordml/sdtdatahash" xmlns:w16se="http://schemas.microsoft.com/office/word/2015/wordml/symex" xmlns:wpg="http://schemas.microsoft.com/office/word/2010/wordprocessingGroup" xmlns:wpi="http://schemas.microsoft.com/office/word/2010/wordprocessingInk" xmlns:wne="http://schemas.microsoft.com/office/word/2006/wordml" xmlns:wps="http://schemas.microsoft.com/office/word/2010/wordprocessingShape" mc:Ignorable="w14 w15 w16se w16cid w16 w16cex w16sdtdh wp14">
   <w:body>
     <w:p>
+      <w:pPr>
+        <w:rPr>
+          <w:b/>
+          <w:bCs/>
+          <w:sz w:val="28"/>
+          <w:szCs w:val="24"/>
+          <w:u w:val="single"/>
+        </w:rPr>
+      </w:pPr>
+      <w:r>
+        <w:rPr>
+          <w:b/>
+          <w:bCs/>
+          <w:sz w:val="28"/>
+          <w:szCs w:val="24"/>
+          <w:u w:val="single"/>
+        </w:rPr>
+        <w:t>Planteamiento</w:t>
+      </w:r>
+    </w:p>
+    <w:p>
+      <w:r>
+        <w:t xml:space="preserve">El objetivo de este proyecto es </w:t>
+      </w:r>
+      <w:r>
+        <w:t>determinar el nivel</w:t>
+      </w:r>
+      <w:r>
+        <w:t xml:space="preserve"> de riqueza intra nacional</w:t>
+      </w:r>
+      <w:r>
+        <w:t xml:space="preserve"> </w:t>
+      </w:r>
+      <w:r>
+        <w:t>europeo</w:t>
+      </w:r>
+      <w:r>
+        <w:t>, así como su evolución,</w:t>
+      </w:r>
+      <w:r>
+        <w:t xml:space="preserve"> </w:t>
+      </w:r>
+      <w:r>
+        <w:t>de los diferentes países de la unión europea</w:t>
+      </w:r>
+      <w:r>
+        <w:t xml:space="preserve"> desde 2014 hasta 2022</w:t>
+      </w:r>
+      <w:r>
+        <w:t xml:space="preserve">. </w:t>
+      </w:r>
+      <w:r>
+        <w:t>Más adelante</w:t>
+      </w:r>
+      <w:r>
+        <w:t xml:space="preserve">, se realizará un estudio para determinar cuáles son los factores que influyen en este. </w:t>
+      </w:r>
+    </w:p>
+    <w:p>
+      <w:r>
+        <w:t>Para ello,</w:t>
+      </w:r>
+      <w:r>
+        <w:t xml:space="preserve"> </w:t>
+      </w:r>
+      <w:r>
+        <w:t xml:space="preserve">crearemos </w:t>
+      </w:r>
+      <w:r>
+        <w:t xml:space="preserve">un nuevo índice que ajusta los ingresos netos del trabajador promedio con la diferencia de precios de artículos básicos entre los diferentes países de la unión europea. </w:t>
+      </w:r>
+      <w:r>
+        <w:t>Este índice se denominará Índice de Ingresos Europeo (IIE).</w:t>
+      </w:r>
+    </w:p>
+    <w:p>
+      <w:pPr>
+        <w:rPr>
+          <w:b/>
+          <w:bCs/>
+          <w:sz w:val="28"/>
+          <w:szCs w:val="24"/>
+          <w:u w:val="single"/>
+        </w:rPr>
+      </w:pPr>
+      <w:r>
+        <w:rPr>
+          <w:b/>
+          <w:bCs/>
+          <w:sz w:val="28"/>
+          <w:szCs w:val="24"/>
+          <w:u w:val="single"/>
+        </w:rPr>
+        <w:t>Recolección de datos</w:t>
+      </w:r>
+    </w:p>
+    <w:p>
+      <w:r>
+        <w:t xml:space="preserve">Obtendremos los datos a </w:t>
+      </w:r>
+      <w:r>
+        <w:t xml:space="preserve">partir de dos indicadores que nos ofrece Eurostat. </w:t>
+      </w:r>
+    </w:p>
+    <w:p>
+      <w:r>
+        <w:rPr>
+          <w:b/>
+          <w:bCs/>
+        </w:rPr>
+        <w:t xml:space="preserve">- </w:t>
+      </w:r>
+      <w:r>
+        <w:rPr>
+          <w:b/>
+          <w:bCs/>
+        </w:rPr>
+        <w:t>Beneficios netos</w:t>
+      </w:r>
+      <w:r>
+        <w:t xml:space="preserve">: </w:t>
+      </w:r>
+    </w:p>
+    <w:p>
+      <w:r>
+        <w:t>Determina el beneficio neto del trabajador promedio restando el importe en bruto con</w:t>
+      </w:r>
+      <w:r>
+        <w:t xml:space="preserve"> los impuestos sobre la renta</w:t>
+      </w:r>
+      <w:r>
+        <w:t>, las</w:t>
+      </w:r>
+      <w:r>
+        <w:t xml:space="preserve"> cotizaciones a la seguridad social del </w:t>
+      </w:r>
+      <w:r>
+        <w:t>y sumando</w:t>
+      </w:r>
+      <w:r>
+        <w:t xml:space="preserve"> </w:t>
+      </w:r>
+      <w:r>
+        <w:t>los diferentes subsidios familiares.</w:t>
+      </w:r>
+      <w:r>
+        <w:t xml:space="preserve"> [1]</w:t>
+      </w:r>
+    </w:p>
+    <w:p>
+      <w:r>
+        <w:rPr>
+          <w:b/>
+          <w:bCs/>
+        </w:rPr>
+        <w:t xml:space="preserve">- </w:t>
+      </w:r>
+      <w:r>
+        <w:rPr>
+          <w:b/>
+          <w:bCs/>
+        </w:rPr>
+        <w:t xml:space="preserve">Índice </w:t>
+      </w:r>
+      <w:r>
+        <w:rPr>
+          <w:b/>
+          <w:bCs/>
+        </w:rPr>
+        <w:t>de nivel de precios</w:t>
+      </w:r>
+      <w:r>
+        <w:rPr>
+          <w:b/>
+          <w:bCs/>
+        </w:rPr>
+        <w:t xml:space="preserve"> (INP)</w:t>
+      </w:r>
+      <w:r>
+        <w:t xml:space="preserve">: </w:t>
+      </w:r>
+    </w:p>
+    <w:p>
+      <w:r>
+        <w:t>Determina el nivel de precios de un país con respecto a otro.</w:t>
+      </w:r>
+      <w:r>
+        <w:t xml:space="preserve"> [2]</w:t>
+      </w:r>
+    </w:p>
+    <w:p>
+      <w:pPr>
+        <w:rPr>
+          <w:b/>
+          <w:bCs/>
+          <w:sz w:val="28"/>
+          <w:szCs w:val="24"/>
+          <w:u w:val="single"/>
+        </w:rPr>
+      </w:pPr>
+      <w:r>
+        <w:rPr>
+          <w:b/>
+          <w:bCs/>
+          <w:sz w:val="28"/>
+          <w:szCs w:val="24"/>
+          <w:u w:val="single"/>
+        </w:rPr>
+        <w:t>Limpieza de datos</w:t>
+      </w:r>
+    </w:p>
+    <w:p>
+      <w:r>
+        <w:t>Ambas tablas presentan un forma</w:t>
+      </w:r>
+      <w:r>
+        <w:t>to parecido y se tratarán de la siguiente manera:</w:t>
+      </w:r>
+    </w:p>
+    <w:p>
+      <w:r>
+        <w:t xml:space="preserve">1. Eliminamos todas las filas que no tengan nada que ver con los datos a estudiar. </w:t>
+      </w:r>
+    </w:p>
+    <w:p>
+      <w:r>
+        <w:t>2. Convertimos los años de nombre a columna a datos.</w:t>
+      </w:r>
+    </w:p>
+    <w:p>
+      <w:r>
+        <w:t>3. Se cambia el nombre de todas aquellas celdas para mejorar la presentación.</w:t>
+      </w:r>
+    </w:p>
+    <w:p>
+      <w:r>
+        <w:t>A continuación, procedemos a tratar las celdas vacías.</w:t>
+      </w:r>
+    </w:p>
+    <w:p>
+      <w:r>
+        <w:t>1. En el caso de Chipre en la tabla de los beneficios netos, rellenamos los datos de 2015 y 2016 distribuyendo el crecimiento que sufre de 2014 a 2017 pero conservando el total.</w:t>
+      </w:r>
+    </w:p>
+    <w:p>
+      <w:r>
+        <w:t>2. En el caso de los datos del 2022 de la tabla de índice de nivel de precios, se estima aplicando la media móvil simple con respecto a los anteriores 3 años.</w:t>
+      </w:r>
+    </w:p>
+    <w:p>
+      <w:pPr>
+        <w:rPr>
+          <w:b/>
+          <w:bCs/>
+          <w:sz w:val="28"/>
+          <w:szCs w:val="24"/>
+          <w:u w:val="single"/>
+        </w:rPr>
+      </w:pPr>
+      <w:r>
+        <w:rPr>
+          <w:b/>
+          <w:bCs/>
+          <w:sz w:val="28"/>
+          <w:szCs w:val="24"/>
+          <w:u w:val="single"/>
+        </w:rPr>
+        <w:t>Construcción del modelo</w:t>
+      </w:r>
+    </w:p>
+    <w:p>
+      <w:r>
+        <w:t xml:space="preserve">Para comprender mejor la información, añadiremos nuevas características. </w:t>
+      </w:r>
+    </w:p>
+    <w:p>
+      <w:r>
+        <w:t xml:space="preserve">Estudiaremos los datos en base a si la nación pertenece o no a la eurozona, la fecha de incorporación a la unión europea y la región a la que pertenece (según </w:t>
+      </w:r>
+      <w:proofErr w:type="spellStart"/>
+      <w:r>
+        <w:t>EuroVoc</w:t>
+      </w:r>
+      <w:proofErr w:type="spellEnd"/>
+      <w:r>
+        <w:t xml:space="preserve">). </w:t>
+      </w:r>
+    </w:p>
+    <w:p>
+      <w:r>
+        <w:t>Después, combinamos todas las tablas en una sola y calculamos el índice de ingresos europeo mediante la siguiente formula:</w:t>
+      </w:r>
+    </w:p>
+    <w:p>
+      <m:oMathPara>
+        <m:oMath>
+          <m:r>
+            <w:rPr>
+              <w:rFonts w:ascii="Cambria Math" w:hAnsi="Cambria Math"/>
+            </w:rPr>
+            <m:t>IIE=Benficios netos*(1+</m:t>
+          </m:r>
+          <m:f>
+            <m:fPr>
+              <m:ctrlPr>
+                <w:rPr>
+                  <w:rFonts w:ascii="Cambria Math" w:hAnsi="Cambria Math"/>
+                  <w:i/>
+                </w:rPr>
+              </m:ctrlPr>
+            </m:fPr>
+            <m:num>
+              <m:r>
+                <w:rPr>
+                  <w:rFonts w:ascii="Cambria Math" w:hAnsi="Cambria Math"/>
+                </w:rPr>
+                <m:t>100-INP</m:t>
+              </m:r>
+            </m:num>
+            <m:den>
+              <m:r>
+                <w:rPr>
+                  <w:rFonts w:ascii="Cambria Math" w:hAnsi="Cambria Math"/>
+                </w:rPr>
+                <m:t>100</m:t>
+              </m:r>
+            </m:den>
+          </m:f>
+          <m:r>
+            <w:rPr>
+              <w:rFonts w:ascii="Cambria Math" w:hAnsi="Cambria Math"/>
+            </w:rPr>
+            <m:t>)</m:t>
+          </m:r>
+        </m:oMath>
+      </m:oMathPara>
+    </w:p>
+    <w:p>
+      <w:r>
+        <w:t xml:space="preserve">Luego, se calcularemos la varianza anual del IIE y lo añadiremos a la tabla. </w:t>
+      </w:r>
+    </w:p>
+    <w:p>
+      <w:pPr>
+        <w:rPr>
+          <w:b/>
+          <w:bCs/>
+          <w:sz w:val="28"/>
+          <w:szCs w:val="24"/>
+          <w:u w:val="single"/>
+        </w:rPr>
+      </w:pPr>
+      <w:r>
+        <w:rPr>
+          <w:b/>
+          <w:bCs/>
+          <w:sz w:val="28"/>
+          <w:szCs w:val="24"/>
+          <w:u w:val="single"/>
+        </w:rPr>
+        <w:t>Análisis</w:t>
+      </w:r>
+      <w:r>
+        <w:rPr>
+          <w:b/>
+          <w:bCs/>
+          <w:sz w:val="28"/>
+          <w:szCs w:val="24"/>
+          <w:u w:val="single"/>
+        </w:rPr>
+        <w:t xml:space="preserve"> preliminar</w:t>
+      </w:r>
+    </w:p>
+    <w:p>
+      <w:pPr>
+        <w:rPr>
+          <w:b/>
+          <w:bCs/>
+        </w:rPr>
+      </w:pPr>
+      <w:r>
+        <w:rPr>
+          <w:b/>
+          <w:bCs/>
+        </w:rPr>
+        <w:t>UE</w:t>
+      </w:r>
+    </w:p>
+    <w:p>
+      <w:r>
+        <w:t>A nivel europeo, l</w:t>
+      </w:r>
+      <w:r>
+        <w:t>a media de ingresos actualmente es de 22284,40 PPS y el crecimiento medio total desde 2014 es del 24%</w:t>
+      </w:r>
+      <w:r>
+        <w:t>.</w:t>
+      </w:r>
+    </w:p>
+    <w:p/>
+    <w:p>
+      <w:pPr>
+        <w:rPr>
+          <w:b/>
+          <w:bCs/>
+        </w:rPr>
+      </w:pPr>
+      <w:r>
+        <w:rPr>
+          <w:b/>
+          <w:bCs/>
+        </w:rPr>
+        <w:lastRenderedPageBreak/>
+        <w:t>Naciones</w:t>
+      </w:r>
+    </w:p>
+    <w:p>
+      <w:r>
+        <w:t>A</w:t>
+      </w:r>
+      <w:r>
+        <w:t xml:space="preserve"> nivel de naciones, </w:t>
+      </w:r>
+      <w:r>
+        <w:t>podemos ver que</w:t>
+      </w:r>
+      <w:r>
+        <w:t xml:space="preserve">, salvo Grecia, Luxemburgo e Irlanda, los países experimentan crecimiento económico.  </w:t>
+      </w:r>
+    </w:p>
+    <w:p>
+      <w:r>
+        <w:t>L</w:t>
+      </w:r>
+      <w:r>
+        <w:t>os países que más han crecido son Rumanía, Bulgaria, Lituania y Letonia</w:t>
+      </w:r>
+      <w:r>
+        <w:t>,</w:t>
+      </w:r>
+      <w:r>
+        <w:t xml:space="preserve"> mientras que los que tienen peor crecimiento son Irlanda, Luxemburgo, Grecia y Eslovaquia.</w:t>
+      </w:r>
+    </w:p>
+    <w:p>
+      <w:r>
+        <w:t xml:space="preserve">Con respecto al nivel de ingresos actual, los cuatro países con un índice de ingresos más elevados son </w:t>
+      </w:r>
+      <w:r>
+        <w:t>Polonia, Alemania, Países bajos</w:t>
+      </w:r>
+      <w:r>
+        <w:t xml:space="preserve"> y</w:t>
+      </w:r>
+      <w:r>
+        <w:t xml:space="preserve"> Austria</w:t>
+      </w:r>
+      <w:r>
+        <w:t>. Por otro lado, los cuatro países con menor índice son Irlanda, Eslovaquia, Dinamarca y Luxemburgo.</w:t>
+      </w:r>
+    </w:p>
+    <w:p>
+      <w:pPr>
+        <w:rPr>
+          <w:b/>
+          <w:bCs/>
+        </w:rPr>
+      </w:pPr>
+      <w:r>
+        <w:rPr>
+          <w:b/>
+          <w:bCs/>
+        </w:rPr>
+        <w:t>Regiones</w:t>
+      </w:r>
+    </w:p>
+    <w:p>
+      <w:r>
+        <w:t>Las naciones que perten</w:t>
+      </w:r>
+      <w:r>
+        <w:t>ecen a Europa occidental son las que tienen un mayor ingreso, sin embargo, aquellas que pertenecen a Europa Oriental tienen un mayor crecimiento.</w:t>
+      </w:r>
+    </w:p>
+    <w:p>
+      <w:r>
+        <w:t>Las naciones del norte son de media las que tienen un ingreso menor y las naciones del sur son las que menos crecen.</w:t>
+      </w:r>
+    </w:p>
+    <w:p>
+      <w:pPr>
+        <w:rPr>
+          <w:b/>
+          <w:bCs/>
+        </w:rPr>
+      </w:pPr>
+      <w:r>
+        <w:rPr>
+          <w:b/>
+          <w:bCs/>
+        </w:rPr>
+        <w:t>Antig</w:t>
+      </w:r>
+      <w:r>
+        <w:rPr>
+          <w:b/>
+          <w:bCs/>
+        </w:rPr>
+        <w:t>ü</w:t>
+      </w:r>
+      <w:r>
+        <w:rPr>
+          <w:b/>
+          <w:bCs/>
+        </w:rPr>
+        <w:t>edad</w:t>
+      </w:r>
+    </w:p>
+    <w:p>
+      <w:r>
+        <w:t xml:space="preserve">Las naciones </w:t>
+      </w:r>
+      <w:r>
+        <w:t>que fundaron la UE cuentan con un mayor ingreso de media, seguidas por las naciones que se unieron a principios del 2000, aunque estas últimas son las que mayor crecimiento han experimentado.</w:t>
+      </w:r>
+    </w:p>
+    <w:p>
+      <w:r>
+        <w:t>Las naciones unidas en los ’70 son las que menos ingresos poseen de media</w:t>
+      </w:r>
+      <w:r>
+        <w:t>, sin embargo, son las segundas que más crecen.</w:t>
+      </w:r>
+    </w:p>
+    <w:p>
+      <w:pPr>
+        <w:rPr>
+          <w:b/>
+          <w:bCs/>
+        </w:rPr>
+      </w:pPr>
+      <w:r>
+        <w:rPr>
+          <w:b/>
+          <w:bCs/>
+        </w:rPr>
+        <w:t>Eurozona</w:t>
+      </w:r>
+    </w:p>
+    <w:p>
+      <w:r>
+        <w:t xml:space="preserve">Las naciones que pertenecen a la </w:t>
+      </w:r>
+      <w:proofErr w:type="gramStart"/>
+      <w:r>
+        <w:t>UE</w:t>
+      </w:r>
+      <w:proofErr w:type="gramEnd"/>
+      <w:r>
+        <w:t xml:space="preserve"> pero están fuera de la Eurozona tienen de media </w:t>
+      </w:r>
+      <w:r>
+        <w:t xml:space="preserve">más ingreso que las que si pertenecen, aunque la diferencia es poca. </w:t>
+      </w:r>
+    </w:p>
+    <w:p>
+      <w:r>
+        <w:t>Por otro lado, el crecimiento de las que no pertenecen duplica a las que sí.</w:t>
+      </w:r>
+    </w:p>
+    <w:p>
+      <w:pPr>
+        <w:rPr>
+          <w:b/>
+          <w:bCs/>
+          <w:sz w:val="28"/>
+          <w:szCs w:val="24"/>
+          <w:u w:val="single"/>
+        </w:rPr>
+      </w:pPr>
+      <w:r>
+        <w:rPr>
+          <w:b/>
+          <w:bCs/>
+          <w:sz w:val="28"/>
+          <w:szCs w:val="24"/>
+          <w:u w:val="single"/>
+        </w:rPr>
+        <w:t>Análisis en profundidad</w:t>
+      </w:r>
+    </w:p>
+    <w:p>
+      <w:r>
+        <w:t>Las naciones de Europa del este se unieron a la UE en el siglo 21, la mayoría a principios del 2000 excepto Croacia, que se unió en 2014.</w:t>
+      </w:r>
+      <w:r>
+        <w:t xml:space="preserve"> </w:t>
+      </w:r>
+    </w:p>
+    <w:p>
+      <w:r>
+        <w:t xml:space="preserve">De éstas, sólo 3 pertenecen a la eurozona: Croacia, Eslovaquia y Eslovenia. </w:t>
+      </w:r>
+    </w:p>
+    <w:p>
+      <w:r>
+        <w:t>Si las comparamos con las que no pertenecen, sus métricas son bastante inferiores. Sin embargo, tienen un crecimiento parecido al resto de naciones que pertenecen a la eurozona, aunque su nivel de ingresos es menor.</w:t>
+      </w:r>
+    </w:p>
+    <w:p>
+      <w:r>
+        <w:t>Las otras naciones que no pertenecen a la Eurozona pertenecen al norte de Europa y son Dinamarca y Suecia. Éstas se unieron en la década de los 70 y los 90 respectivamente</w:t>
+      </w:r>
+      <w:r>
+        <w:t xml:space="preserve"> </w:t>
+      </w:r>
+    </w:p>
+    <w:p>
+      <w:r>
+        <w:t xml:space="preserve">Experimentan un crecimiento menor y un nivel de ingresos inferior </w:t>
+      </w:r>
+      <w:r>
+        <w:t>a las del este</w:t>
+      </w:r>
+      <w:r>
+        <w:t xml:space="preserve"> y las regiones del norte que pertenecen a la eurozona. </w:t>
+      </w:r>
+    </w:p>
+    <w:p>
+      <w:r>
+        <w:t>Cabe destacar que sólo los países bálticos sufren este crecimiento (unidos en los 00’). Si lo comparamos con Finlandia, nación de la Eurozona y del norte, el crecimiento es igual que las naciones del norte que no pertenecen a ésta.</w:t>
+      </w:r>
+    </w:p>
+    <w:p>
+      <w:r>
+        <w:t>En base a estos datos,</w:t>
+      </w:r>
+      <w:r>
+        <w:t xml:space="preserve"> el presente estudio sugiere que las naciones que mayor han experimentado un crecimiento económico y mayor riqueza pueden llegar a tener son aquellas naciones unidas en el siglo 21 que no pertenecen a la eurozona.</w:t>
+      </w:r>
+    </w:p>
+    <w:p>
+      <w:r>
+        <w:lastRenderedPageBreak/>
+        <w:t xml:space="preserve">  </w:t>
+      </w:r>
+    </w:p>
+    <w:p>
+      <w:pPr>
+        <w:rPr>
+          <w:b/>
+          <w:bCs/>
+          <w:sz w:val="28"/>
+          <w:szCs w:val="24"/>
+          <w:u w:val="single"/>
+        </w:rPr>
+      </w:pPr>
+      <w:r>
+        <w:rPr>
+          <w:b/>
+          <w:bCs/>
+          <w:sz w:val="28"/>
+          <w:szCs w:val="24"/>
+          <w:u w:val="single"/>
+        </w:rPr>
+        <w:t>Visualización</w:t>
+      </w:r>
+    </w:p>
+    <w:p>
+      <w:pPr>
+        <w:rPr>
+          <w:b/>
+          <w:bCs/>
+          <w:sz w:val="28"/>
+          <w:szCs w:val="24"/>
+          <w:u w:val="single"/>
+        </w:rPr>
+      </w:pPr>
+      <w:r>
+        <w:rPr>
+          <w:b/>
+          <w:bCs/>
+          <w:sz w:val="28"/>
+          <w:szCs w:val="24"/>
+          <w:u w:val="single"/>
+        </w:rPr>
+        <w:t>Resumen</w:t>
+      </w:r>
+      <w:r>
+        <w:rPr>
+          <w:b/>
+          <w:bCs/>
+        </w:rPr>
+        <w:br w:type="page"/>
+      </w:r>
+    </w:p>
+    <w:p>
+      <w:pPr>
+        <w:rPr>
+          <w:b/>
+          <w:bCs/>
+          <w:sz w:val="28"/>
+          <w:szCs w:val="24"/>
+          <w:u w:val="single"/>
+        </w:rPr>
+      </w:pPr>
+      <w:r>
+        <w:rPr>
+          <w:b/>
+          <w:bCs/>
+          <w:sz w:val="28"/>
+          <w:szCs w:val="24"/>
+          <w:u w:val="single"/>
+        </w:rPr>
+        <w:lastRenderedPageBreak/>
+        <w:t>Anexo</w:t>
+      </w:r>
+    </w:p>
+    <w:p>
+      <w:pPr>
+        <w:pStyle w:val="ListParagraph"/>
+        <w:numPr>
+          <w:ilvl w:val="0"/>
+          <w:numId w:val="4"/>
+        </w:numPr>
+      </w:pPr>
       <w:hyperlink r:id="rId5" w:history="1">
         <w:r>
           <w:rPr>
             <w:rStyle w:val="Hyperlink"/>
           </w:rPr>
-          <w:t>https://ec.europa.eu/eurostat/cache/metadata/en/prc_ppp_esms.htm#relatedmd1678716803148</w:t>
+          <w:t>https://ec.europa.eu/eurostat/databrowser/view/EARN_NT_NETFT__custom_6581505/default/table?lang=en</w:t>
         </w:r>
       </w:hyperlink>
     </w:p>
     <w:p>
+      <w:pPr>
+        <w:pStyle w:val="ListParagraph"/>
+      </w:pPr>
+    </w:p>
+    <w:p>
+      <w:pPr>
+        <w:pStyle w:val="ListParagraph"/>
+        <w:numPr>
+          <w:ilvl w:val="0"/>
+          <w:numId w:val="4"/>
+        </w:numPr>
+      </w:pPr>
       <w:hyperlink r:id="rId6" w:history="1">
         <w:r>
           <w:rPr>
             <w:rStyle w:val="Hyperlink"/>
           </w:rPr>
-          <w:t>https://ec.europa.eu/eurostat/cache/metadata/en/earn_net_esms.htm</w:t>
+          <w:t>https://ec.europa.eu/eurostat/databrowser/view/PRC_PPP_IND__custom_6327961/default/table</w:t>
         </w:r>
       </w:hyperlink>
     </w:p>
-    <w:p/>
+    <w:p>
+      <w:pPr>
+        <w:pStyle w:val="ListParagraph"/>
+      </w:pPr>
+    </w:p>
+    <w:p>
+      <w:pPr>
+        <w:pStyle w:val="ListParagraph"/>
+      </w:pPr>
+    </w:p>
     <w:sectPr>
       <w:pgSz w:w="12240" w:h="15840"/>
       <w:pgMar w:top="1440" w:right="1440" w:bottom="1440" w:left="1440" w:header="708" w:footer="708" w:gutter="0"/>
-      <w:cols w:space="708"/>
+      <w:cols w:num="2" w:space="708"/>
       <w:docGrid w:linePitch="360"/>
     </w:sectPr>
   </w:body>
@@ -34,7 +781,7 @@
 </file>
 
 <file path=word/numbering.xml><?xml version="1.0" encoding="utf-8"?>
-<w:numbering xmlns:wpc="http://schemas.microsoft.com/office/word/2010/wordprocessingCanvas" xmlns:cx="http://schemas.microsoft.com/office/drawing/2014/chartex" xmlns:cx1="http://schemas.microsoft.com/office/drawing/2015/9/8/chartex" xmlns:cx2="http://schemas.microsoft.com/office/drawing/2015/10/21/chartex" xmlns:cx3="http://schemas.microsoft.com/office/drawing/2016/5/9/chartex" xmlns:cx4="http://schemas.microsoft.com/office/drawing/2016/5/10/chartex" xmlns:cx5="http://schemas.microsoft.com/office/drawing/2016/5/11/chartex" xmlns:cx6="http://schemas.microsoft.com/office/drawing/2016/5/12/chartex" xmlns:cx7="http://schemas.microsoft.com/office/drawing/2016/5/13/chartex" xmlns:cx8="http://schemas.microsoft.com/office/drawing/2016/5/14/chartex" xmlns:mc="http://schemas.openxmlformats.org/markup-compatibility/2006" xmlns:aink="http://schemas.microsoft.com/office/drawing/2016/ink" xmlns:am3d="http://schemas.microsoft.com/office/drawing/2017/model3d" xmlns:o="urn:schemas-microsoft-com:office:office" xmlns:oel="http://schemas.microsoft.com/office/2019/extlst" xmlns:r="http://schemas.openxmlformats.org/officeDocument/2006/relationships" xmlns:m="http://schemas.openxmlformats.org/officeDocument/2006/math" xmlns:v="urn:schemas-microsoft-com:vml" xmlns:wp14="http://schemas.microsoft.com/office/word/2010/wordprocessingDrawing" xmlns:wp="http://schemas.openxmlformats.org/drawingml/2006/wordprocessingDrawing" xmlns:w10="urn:schemas-microsoft-com:office:word" xmlns:w="http://schemas.openxmlformats.org/wordprocessingml/2006/main" xmlns:w14="http://schemas.microsoft.com/office/word/2010/wordml" xmlns:w15="http://schemas.microsoft.com/office/word/2012/wordml" xmlns:w16cex="http://schemas.microsoft.com/office/word/2018/wordml/cex" xmlns:w16cid="http://schemas.microsoft.com/office/word/2016/wordml/cid" xmlns:w16="http://schemas.microsoft.com/office/word/2018/wordml" xmlns:w16du="http://schemas.microsoft.com/office/word/2023/wordml/word16du" xmlns:w16sdtdh="http://schemas.microsoft.com/office/word/2020/wordml/sdtdatahash" xmlns:w16se="http://schemas.microsoft.com/office/word/2015/wordml/symex" xmlns:wpg="http://schemas.microsoft.com/office/word/2010/wordprocessingGroup" xmlns:wpi="http://schemas.microsoft.com/office/word/2010/wordprocessingInk" xmlns:wne="http://schemas.microsoft.com/office/word/2006/wordml" xmlns:wps="http://schemas.microsoft.com/office/word/2010/wordprocessingShape" mc:Ignorable="w14 w15 w16se w16cid w16 w16cex w16sdtdh wp14">
+<w:numbering xmlns:wpc="http://schemas.microsoft.com/office/word/2010/wordprocessingCanvas" xmlns:cx="http://schemas.microsoft.com/office/drawing/2014/chartex" xmlns:cx1="http://schemas.microsoft.com/office/drawing/2015/9/8/chartex" xmlns:cx2="http://schemas.microsoft.com/office/drawing/2015/10/21/chartex" xmlns:cx3="http://schemas.microsoft.com/office/drawing/2016/5/9/chartex" xmlns:cx4="http://schemas.microsoft.com/office/drawing/2016/5/10/chartex" xmlns:cx5="http://schemas.microsoft.com/office/drawing/2016/5/11/chartex" xmlns:cx6="http://schemas.microsoft.com/office/drawing/2016/5/12/chartex" xmlns:cx7="http://schemas.microsoft.com/office/drawing/2016/5/13/chartex" xmlns:cx8="http://schemas.microsoft.com/office/drawing/2016/5/14/chartex" xmlns:mc="http://schemas.openxmlformats.org/markup-compatibility/2006" xmlns:aink="http://schemas.microsoft.com/office/drawing/2016/ink" xmlns:am3d="http://schemas.microsoft.com/office/drawing/2017/model3d" xmlns:o="urn:schemas-microsoft-com:office:office" xmlns:oel="http://schemas.microsoft.com/office/2019/extlst" xmlns:r="http://schemas.openxmlformats.org/officeDocument/2006/relationships" xmlns:m="http://schemas.openxmlformats.org/officeDocument/2006/math" xmlns:v="urn:schemas-microsoft-com:vml" xmlns:wp14="http://schemas.microsoft.com/office/word/2010/wordprocessingDrawing" xmlns:wp="http://schemas.openxmlformats.org/drawingml/2006/wordprocessingDrawing" xmlns:w10="urn:schemas-microsoft-com:office:word" xmlns:w="http://schemas.openxmlformats.org/wordprocessingml/2006/main" xmlns:w14="http://schemas.microsoft.com/office/word/2010/wordml" xmlns:w15="http://schemas.microsoft.com/office/word/2012/wordml" xmlns:w16cex="http://schemas.microsoft.com/office/word/2018/wordml/cex" xmlns:w16cid="http://schemas.microsoft.com/office/word/2016/wordml/cid" xmlns:w16="http://schemas.microsoft.com/office/word/2018/wordml" xmlns:w16sdtdh="http://schemas.microsoft.com/office/word/2020/wordml/sdtdatahash" xmlns:w16se="http://schemas.microsoft.com/office/word/2015/wordml/symex" xmlns:wpg="http://schemas.microsoft.com/office/word/2010/wordprocessingGroup" xmlns:wpi="http://schemas.microsoft.com/office/word/2010/wordprocessingInk" xmlns:wne="http://schemas.microsoft.com/office/word/2006/wordml" xmlns:wps="http://schemas.microsoft.com/office/word/2010/wordprocessingShape" mc:Ignorable="w14 w15 w16se w16cid w16 w16cex w16sdtdh wp14">
   <w:abstractNum w:abstractNumId="0" w15:restartNumberingAfterBreak="0">
     <w:nsid w:val="059A25C0"/>
     <w:multiLevelType w:val="hybridMultilevel"/>
@@ -125,6 +872,232 @@
     </w:lvl>
   </w:abstractNum>
   <w:abstractNum w:abstractNumId="1" w15:restartNumberingAfterBreak="0">
+    <w:nsid w:val="15D67807"/>
+    <w:multiLevelType w:val="hybridMultilevel"/>
+    <w:tmpl w:val="C83EAF7C"/>
+    <w:lvl w:ilvl="0" w:tplc="04090001">
+      <w:start w:val="1"/>
+      <w:numFmt w:val="bullet"/>
+      <w:lvlText w:val=""/>
+      <w:lvlJc w:val="left"/>
+      <w:pPr>
+        <w:ind w:left="776" w:hanging="360"/>
+      </w:pPr>
+      <w:rPr>
+        <w:rFonts w:ascii="Symbol" w:hAnsi="Symbol" w:hint="default"/>
+      </w:rPr>
+    </w:lvl>
+    <w:lvl w:ilvl="1" w:tplc="04090003" w:tentative="1">
+      <w:start w:val="1"/>
+      <w:numFmt w:val="bullet"/>
+      <w:lvlText w:val="o"/>
+      <w:lvlJc w:val="left"/>
+      <w:pPr>
+        <w:ind w:left="1496" w:hanging="360"/>
+      </w:pPr>
+      <w:rPr>
+        <w:rFonts w:ascii="Courier New" w:hAnsi="Courier New" w:cs="Courier New" w:hint="default"/>
+      </w:rPr>
+    </w:lvl>
+    <w:lvl w:ilvl="2" w:tplc="04090005" w:tentative="1">
+      <w:start w:val="1"/>
+      <w:numFmt w:val="bullet"/>
+      <w:lvlText w:val=""/>
+      <w:lvlJc w:val="left"/>
+      <w:pPr>
+        <w:ind w:left="2216" w:hanging="360"/>
+      </w:pPr>
+      <w:rPr>
+        <w:rFonts w:ascii="Wingdings" w:hAnsi="Wingdings" w:hint="default"/>
+      </w:rPr>
+    </w:lvl>
+    <w:lvl w:ilvl="3" w:tplc="04090001" w:tentative="1">
+      <w:start w:val="1"/>
+      <w:numFmt w:val="bullet"/>
+      <w:lvlText w:val=""/>
+      <w:lvlJc w:val="left"/>
+      <w:pPr>
+        <w:ind w:left="2936" w:hanging="360"/>
+      </w:pPr>
+      <w:rPr>
+        <w:rFonts w:ascii="Symbol" w:hAnsi="Symbol" w:hint="default"/>
+      </w:rPr>
+    </w:lvl>
+    <w:lvl w:ilvl="4" w:tplc="04090003" w:tentative="1">
+      <w:start w:val="1"/>
+      <w:numFmt w:val="bullet"/>
+      <w:lvlText w:val="o"/>
+      <w:lvlJc w:val="left"/>
+      <w:pPr>
+        <w:ind w:left="3656" w:hanging="360"/>
+      </w:pPr>
+      <w:rPr>
+        <w:rFonts w:ascii="Courier New" w:hAnsi="Courier New" w:cs="Courier New" w:hint="default"/>
+      </w:rPr>
+    </w:lvl>
+    <w:lvl w:ilvl="5" w:tplc="04090005" w:tentative="1">
+      <w:start w:val="1"/>
+      <w:numFmt w:val="bullet"/>
+      <w:lvlText w:val=""/>
+      <w:lvlJc w:val="left"/>
+      <w:pPr>
+        <w:ind w:left="4376" w:hanging="360"/>
+      </w:pPr>
+      <w:rPr>
+        <w:rFonts w:ascii="Wingdings" w:hAnsi="Wingdings" w:hint="default"/>
+      </w:rPr>
+    </w:lvl>
+    <w:lvl w:ilvl="6" w:tplc="04090001" w:tentative="1">
+      <w:start w:val="1"/>
+      <w:numFmt w:val="bullet"/>
+      <w:lvlText w:val=""/>
+      <w:lvlJc w:val="left"/>
+      <w:pPr>
+        <w:ind w:left="5096" w:hanging="360"/>
+      </w:pPr>
+      <w:rPr>
+        <w:rFonts w:ascii="Symbol" w:hAnsi="Symbol" w:hint="default"/>
+      </w:rPr>
+    </w:lvl>
+    <w:lvl w:ilvl="7" w:tplc="04090003" w:tentative="1">
+      <w:start w:val="1"/>
+      <w:numFmt w:val="bullet"/>
+      <w:lvlText w:val="o"/>
+      <w:lvlJc w:val="left"/>
+      <w:pPr>
+        <w:ind w:left="5816" w:hanging="360"/>
+      </w:pPr>
+      <w:rPr>
+        <w:rFonts w:ascii="Courier New" w:hAnsi="Courier New" w:cs="Courier New" w:hint="default"/>
+      </w:rPr>
+    </w:lvl>
+    <w:lvl w:ilvl="8" w:tplc="04090005" w:tentative="1">
+      <w:start w:val="1"/>
+      <w:numFmt w:val="bullet"/>
+      <w:lvlText w:val=""/>
+      <w:lvlJc w:val="left"/>
+      <w:pPr>
+        <w:ind w:left="6536" w:hanging="360"/>
+      </w:pPr>
+      <w:rPr>
+        <w:rFonts w:ascii="Wingdings" w:hAnsi="Wingdings" w:hint="default"/>
+      </w:rPr>
+    </w:lvl>
+  </w:abstractNum>
+  <w:abstractNum w:abstractNumId="2" w15:restartNumberingAfterBreak="0">
+    <w:nsid w:val="4030444E"/>
+    <w:multiLevelType w:val="hybridMultilevel"/>
+    <w:tmpl w:val="5CAA7270"/>
+    <w:lvl w:ilvl="0" w:tplc="04090001">
+      <w:start w:val="1"/>
+      <w:numFmt w:val="bullet"/>
+      <w:lvlText w:val=""/>
+      <w:lvlJc w:val="left"/>
+      <w:pPr>
+        <w:ind w:left="720" w:hanging="360"/>
+      </w:pPr>
+      <w:rPr>
+        <w:rFonts w:ascii="Symbol" w:hAnsi="Symbol" w:hint="default"/>
+      </w:rPr>
+    </w:lvl>
+    <w:lvl w:ilvl="1" w:tplc="04090003" w:tentative="1">
+      <w:start w:val="1"/>
+      <w:numFmt w:val="bullet"/>
+      <w:lvlText w:val="o"/>
+      <w:lvlJc w:val="left"/>
+      <w:pPr>
+        <w:ind w:left="1440" w:hanging="360"/>
+      </w:pPr>
+      <w:rPr>
+        <w:rFonts w:ascii="Courier New" w:hAnsi="Courier New" w:cs="Courier New" w:hint="default"/>
+      </w:rPr>
+    </w:lvl>
+    <w:lvl w:ilvl="2" w:tplc="04090005" w:tentative="1">
+      <w:start w:val="1"/>
+      <w:numFmt w:val="bullet"/>
+      <w:lvlText w:val=""/>
+      <w:lvlJc w:val="left"/>
+      <w:pPr>
+        <w:ind w:left="2160" w:hanging="360"/>
+      </w:pPr>
+      <w:rPr>
+        <w:rFonts w:ascii="Wingdings" w:hAnsi="Wingdings" w:hint="default"/>
+      </w:rPr>
+    </w:lvl>
+    <w:lvl w:ilvl="3" w:tplc="04090001" w:tentative="1">
+      <w:start w:val="1"/>
+      <w:numFmt w:val="bullet"/>
+      <w:lvlText w:val=""/>
+      <w:lvlJc w:val="left"/>
+      <w:pPr>
+        <w:ind w:left="2880" w:hanging="360"/>
+      </w:pPr>
+      <w:rPr>
+        <w:rFonts w:ascii="Symbol" w:hAnsi="Symbol" w:hint="default"/>
+      </w:rPr>
+    </w:lvl>
+    <w:lvl w:ilvl="4" w:tplc="04090003" w:tentative="1">
+      <w:start w:val="1"/>
+      <w:numFmt w:val="bullet"/>
+      <w:lvlText w:val="o"/>
+      <w:lvlJc w:val="left"/>
+      <w:pPr>
+        <w:ind w:left="3600" w:hanging="360"/>
+      </w:pPr>
+      <w:rPr>
+        <w:rFonts w:ascii="Courier New" w:hAnsi="Courier New" w:cs="Courier New" w:hint="default"/>
+      </w:rPr>
+    </w:lvl>
+    <w:lvl w:ilvl="5" w:tplc="04090005" w:tentative="1">
+      <w:start w:val="1"/>
+      <w:numFmt w:val="bullet"/>
+      <w:lvlText w:val=""/>
+      <w:lvlJc w:val="left"/>
+      <w:pPr>
+        <w:ind w:left="4320" w:hanging="360"/>
+      </w:pPr>
+      <w:rPr>
+        <w:rFonts w:ascii="Wingdings" w:hAnsi="Wingdings" w:hint="default"/>
+      </w:rPr>
+    </w:lvl>
+    <w:lvl w:ilvl="6" w:tplc="04090001" w:tentative="1">
+      <w:start w:val="1"/>
+      <w:numFmt w:val="bullet"/>
+      <w:lvlText w:val=""/>
+      <w:lvlJc w:val="left"/>
+      <w:pPr>
+        <w:ind w:left="5040" w:hanging="360"/>
+      </w:pPr>
+      <w:rPr>
+        <w:rFonts w:ascii="Symbol" w:hAnsi="Symbol" w:hint="default"/>
+      </w:rPr>
+    </w:lvl>
+    <w:lvl w:ilvl="7" w:tplc="04090003" w:tentative="1">
+      <w:start w:val="1"/>
+      <w:numFmt w:val="bullet"/>
+      <w:lvlText w:val="o"/>
+      <w:lvlJc w:val="left"/>
+      <w:pPr>
+        <w:ind w:left="5760" w:hanging="360"/>
+      </w:pPr>
+      <w:rPr>
+        <w:rFonts w:ascii="Courier New" w:hAnsi="Courier New" w:cs="Courier New" w:hint="default"/>
+      </w:rPr>
+    </w:lvl>
+    <w:lvl w:ilvl="8" w:tplc="04090005" w:tentative="1">
+      <w:start w:val="1"/>
+      <w:numFmt w:val="bullet"/>
+      <w:lvlText w:val=""/>
+      <w:lvlJc w:val="left"/>
+      <w:pPr>
+        <w:ind w:left="6480" w:hanging="360"/>
+      </w:pPr>
+      <w:rPr>
+        <w:rFonts w:ascii="Wingdings" w:hAnsi="Wingdings" w:hint="default"/>
+      </w:rPr>
+    </w:lvl>
+  </w:abstractNum>
+  <w:abstractNum w:abstractNumId="3" w15:restartNumberingAfterBreak="0">
     <w:nsid w:val="53151EF4"/>
     <w:multiLevelType w:val="multilevel"/>
     <w:tmpl w:val="7E9CAA6A"/>
@@ -245,11 +1218,225 @@
       </w:rPr>
     </w:lvl>
   </w:abstractNum>
+  <w:abstractNum w:abstractNumId="4" w15:restartNumberingAfterBreak="0">
+    <w:nsid w:val="64E03A73"/>
+    <w:multiLevelType w:val="hybridMultilevel"/>
+    <w:tmpl w:val="45C06A28"/>
+    <w:lvl w:ilvl="0" w:tplc="0409000F">
+      <w:start w:val="1"/>
+      <w:numFmt w:val="decimal"/>
+      <w:lvlText w:val="%1."/>
+      <w:lvlJc w:val="left"/>
+      <w:pPr>
+        <w:ind w:left="720" w:hanging="360"/>
+      </w:pPr>
+      <w:rPr>
+        <w:rFonts w:hint="default"/>
+      </w:rPr>
+    </w:lvl>
+    <w:lvl w:ilvl="1" w:tplc="04090019" w:tentative="1">
+      <w:start w:val="1"/>
+      <w:numFmt w:val="lowerLetter"/>
+      <w:lvlText w:val="%2."/>
+      <w:lvlJc w:val="left"/>
+      <w:pPr>
+        <w:ind w:left="1440" w:hanging="360"/>
+      </w:pPr>
+    </w:lvl>
+    <w:lvl w:ilvl="2" w:tplc="0409001B" w:tentative="1">
+      <w:start w:val="1"/>
+      <w:numFmt w:val="lowerRoman"/>
+      <w:lvlText w:val="%3."/>
+      <w:lvlJc w:val="right"/>
+      <w:pPr>
+        <w:ind w:left="2160" w:hanging="180"/>
+      </w:pPr>
+    </w:lvl>
+    <w:lvl w:ilvl="3" w:tplc="0409000F" w:tentative="1">
+      <w:start w:val="1"/>
+      <w:numFmt w:val="decimal"/>
+      <w:lvlText w:val="%4."/>
+      <w:lvlJc w:val="left"/>
+      <w:pPr>
+        <w:ind w:left="2880" w:hanging="360"/>
+      </w:pPr>
+    </w:lvl>
+    <w:lvl w:ilvl="4" w:tplc="04090019" w:tentative="1">
+      <w:start w:val="1"/>
+      <w:numFmt w:val="lowerLetter"/>
+      <w:lvlText w:val="%5."/>
+      <w:lvlJc w:val="left"/>
+      <w:pPr>
+        <w:ind w:left="3600" w:hanging="360"/>
+      </w:pPr>
+    </w:lvl>
+    <w:lvl w:ilvl="5" w:tplc="0409001B" w:tentative="1">
+      <w:start w:val="1"/>
+      <w:numFmt w:val="lowerRoman"/>
+      <w:lvlText w:val="%6."/>
+      <w:lvlJc w:val="right"/>
+      <w:pPr>
+        <w:ind w:left="4320" w:hanging="180"/>
+      </w:pPr>
+    </w:lvl>
+    <w:lvl w:ilvl="6" w:tplc="0409000F" w:tentative="1">
+      <w:start w:val="1"/>
+      <w:numFmt w:val="decimal"/>
+      <w:lvlText w:val="%7."/>
+      <w:lvlJc w:val="left"/>
+      <w:pPr>
+        <w:ind w:left="5040" w:hanging="360"/>
+      </w:pPr>
+    </w:lvl>
+    <w:lvl w:ilvl="7" w:tplc="04090019" w:tentative="1">
+      <w:start w:val="1"/>
+      <w:numFmt w:val="lowerLetter"/>
+      <w:lvlText w:val="%8."/>
+      <w:lvlJc w:val="left"/>
+      <w:pPr>
+        <w:ind w:left="5760" w:hanging="360"/>
+      </w:pPr>
+    </w:lvl>
+    <w:lvl w:ilvl="8" w:tplc="0409001B" w:tentative="1">
+      <w:start w:val="1"/>
+      <w:numFmt w:val="lowerRoman"/>
+      <w:lvlText w:val="%9."/>
+      <w:lvlJc w:val="right"/>
+      <w:pPr>
+        <w:ind w:left="6480" w:hanging="180"/>
+      </w:pPr>
+    </w:lvl>
+  </w:abstractNum>
+  <w:abstractNum w:abstractNumId="5" w15:restartNumberingAfterBreak="0">
+    <w:nsid w:val="6ADA6E3F"/>
+    <w:multiLevelType w:val="hybridMultilevel"/>
+    <w:tmpl w:val="849A899A"/>
+    <w:lvl w:ilvl="0" w:tplc="04090001">
+      <w:start w:val="1"/>
+      <w:numFmt w:val="bullet"/>
+      <w:lvlText w:val=""/>
+      <w:lvlJc w:val="left"/>
+      <w:pPr>
+        <w:ind w:left="720" w:hanging="360"/>
+      </w:pPr>
+      <w:rPr>
+        <w:rFonts w:ascii="Symbol" w:hAnsi="Symbol" w:hint="default"/>
+      </w:rPr>
+    </w:lvl>
+    <w:lvl w:ilvl="1" w:tplc="04090003" w:tentative="1">
+      <w:start w:val="1"/>
+      <w:numFmt w:val="bullet"/>
+      <w:lvlText w:val="o"/>
+      <w:lvlJc w:val="left"/>
+      <w:pPr>
+        <w:ind w:left="1440" w:hanging="360"/>
+      </w:pPr>
+      <w:rPr>
+        <w:rFonts w:ascii="Courier New" w:hAnsi="Courier New" w:cs="Courier New" w:hint="default"/>
+      </w:rPr>
+    </w:lvl>
+    <w:lvl w:ilvl="2" w:tplc="04090005" w:tentative="1">
+      <w:start w:val="1"/>
+      <w:numFmt w:val="bullet"/>
+      <w:lvlText w:val=""/>
+      <w:lvlJc w:val="left"/>
+      <w:pPr>
+        <w:ind w:left="2160" w:hanging="360"/>
+      </w:pPr>
+      <w:rPr>
+        <w:rFonts w:ascii="Wingdings" w:hAnsi="Wingdings" w:hint="default"/>
+      </w:rPr>
+    </w:lvl>
+    <w:lvl w:ilvl="3" w:tplc="04090001" w:tentative="1">
+      <w:start w:val="1"/>
+      <w:numFmt w:val="bullet"/>
+      <w:lvlText w:val=""/>
+      <w:lvlJc w:val="left"/>
+      <w:pPr>
+        <w:ind w:left="2880" w:hanging="360"/>
+      </w:pPr>
+      <w:rPr>
+        <w:rFonts w:ascii="Symbol" w:hAnsi="Symbol" w:hint="default"/>
+      </w:rPr>
+    </w:lvl>
+    <w:lvl w:ilvl="4" w:tplc="04090003" w:tentative="1">
+      <w:start w:val="1"/>
+      <w:numFmt w:val="bullet"/>
+      <w:lvlText w:val="o"/>
+      <w:lvlJc w:val="left"/>
+      <w:pPr>
+        <w:ind w:left="3600" w:hanging="360"/>
+      </w:pPr>
+      <w:rPr>
+        <w:rFonts w:ascii="Courier New" w:hAnsi="Courier New" w:cs="Courier New" w:hint="default"/>
+      </w:rPr>
+    </w:lvl>
+    <w:lvl w:ilvl="5" w:tplc="04090005" w:tentative="1">
+      <w:start w:val="1"/>
+      <w:numFmt w:val="bullet"/>
+      <w:lvlText w:val=""/>
+      <w:lvlJc w:val="left"/>
+      <w:pPr>
+        <w:ind w:left="4320" w:hanging="360"/>
+      </w:pPr>
+      <w:rPr>
+        <w:rFonts w:ascii="Wingdings" w:hAnsi="Wingdings" w:hint="default"/>
+      </w:rPr>
+    </w:lvl>
+    <w:lvl w:ilvl="6" w:tplc="04090001" w:tentative="1">
+      <w:start w:val="1"/>
+      <w:numFmt w:val="bullet"/>
+      <w:lvlText w:val=""/>
+      <w:lvlJc w:val="left"/>
+      <w:pPr>
+        <w:ind w:left="5040" w:hanging="360"/>
+      </w:pPr>
+      <w:rPr>
+        <w:rFonts w:ascii="Symbol" w:hAnsi="Symbol" w:hint="default"/>
+      </w:rPr>
+    </w:lvl>
+    <w:lvl w:ilvl="7" w:tplc="04090003" w:tentative="1">
+      <w:start w:val="1"/>
+      <w:numFmt w:val="bullet"/>
+      <w:lvlText w:val="o"/>
+      <w:lvlJc w:val="left"/>
+      <w:pPr>
+        <w:ind w:left="5760" w:hanging="360"/>
+      </w:pPr>
+      <w:rPr>
+        <w:rFonts w:ascii="Courier New" w:hAnsi="Courier New" w:cs="Courier New" w:hint="default"/>
+      </w:rPr>
+    </w:lvl>
+    <w:lvl w:ilvl="8" w:tplc="04090005" w:tentative="1">
+      <w:start w:val="1"/>
+      <w:numFmt w:val="bullet"/>
+      <w:lvlText w:val=""/>
+      <w:lvlJc w:val="left"/>
+      <w:pPr>
+        <w:ind w:left="6480" w:hanging="360"/>
+      </w:pPr>
+      <w:rPr>
+        <w:rFonts w:ascii="Wingdings" w:hAnsi="Wingdings" w:hint="default"/>
+      </w:rPr>
+    </w:lvl>
+  </w:abstractNum>
   <w:num w:numId="1" w16cid:durableId="433523634">
-    <w:abstractNumId w:val="1"/>
+    <w:abstractNumId w:val="3"/>
   </w:num>
   <w:num w:numId="2" w16cid:durableId="322661217">
     <w:abstractNumId w:val="0"/>
+  </w:num>
+  <w:num w:numId="3" w16cid:durableId="682975125">
+    <w:abstractNumId w:val="1"/>
+  </w:num>
+  <w:num w:numId="4" w16cid:durableId="1401826080">
+    <w:abstractNumId w:val="4"/>
+  </w:num>
+  <w:num w:numId="5" w16cid:durableId="289282888">
+    <w:abstractNumId w:val="2"/>
+  </w:num>
+  <w:num w:numId="6" w16cid:durableId="2081979846">
+    <w:abstractNumId w:val="5"/>
   </w:num>
 </w:numbering>
 </file>
@@ -831,6 +2018,28 @@
       <w:shd w:val="clear" w:color="auto" w:fill="E1DFDD"/>
     </w:rPr>
   </w:style>
+  <w:style w:type="character" w:styleId="FollowedHyperlink">
+    <w:name w:val="FollowedHyperlink"/>
+    <w:basedOn w:val="DefaultParagraphFont"/>
+    <w:uiPriority w:val="99"/>
+    <w:semiHidden/>
+    <w:unhideWhenUsed/>
+    <w:rsid w:val="00D070F6"/>
+    <w:rPr>
+      <w:color w:val="954F72" w:themeColor="followedHyperlink"/>
+      <w:u w:val="single"/>
+    </w:rPr>
+  </w:style>
+  <w:style w:type="character" w:styleId="PlaceholderText">
+    <w:name w:val="Placeholder Text"/>
+    <w:basedOn w:val="DefaultParagraphFont"/>
+    <w:uiPriority w:val="99"/>
+    <w:semiHidden/>
+    <w:rsid w:val="00327D7F"/>
+    <w:rPr>
+      <w:color w:val="808080"/>
+    </w:rPr>
+  </w:style>
 </w:styles>
 </file>
 

--- a/Documentations.docx
+++ b/Documentations.docx
@@ -25,19 +25,10 @@
     </w:p>
     <w:p>
       <w:r>
-        <w:t xml:space="preserve">El objetivo de este proyecto es </w:t>
-      </w:r>
-      <w:r>
-        <w:t>determinar el nivel</w:t>
-      </w:r>
-      <w:r>
-        <w:t xml:space="preserve"> de riqueza intra nacional</w:t>
-      </w:r>
-      <w:r>
-        <w:t xml:space="preserve"> </w:t>
-      </w:r>
-      <w:r>
-        <w:t>europeo</w:t>
+        <w:t>El objetivo de este proyecto es determinar el nivel de riqueza intra nacional</w:t>
+      </w:r>
+      <w:r>
+        <w:t xml:space="preserve"> europeo</w:t>
       </w:r>
       <w:r>
         <w:t>, así como su evolución,</w:t>
@@ -165,14 +156,7 @@
           <w:b/>
           <w:bCs/>
         </w:rPr>
-        <w:t xml:space="preserve">Índice </w:t>
-      </w:r>
-      <w:r>
-        <w:rPr>
-          <w:b/>
-          <w:bCs/>
-        </w:rPr>
-        <w:t>de nivel de precios</w:t>
+        <w:t>Índice de nivel de precios</w:t>
       </w:r>
       <w:r>
         <w:rPr>
@@ -363,7 +347,7 @@
           <w:szCs w:val="24"/>
           <w:u w:val="single"/>
         </w:rPr>
-        <w:t>Análisis</w:t>
+        <w:t>Análisi</w:t>
       </w:r>
       <w:r>
         <w:rPr>
@@ -373,208 +357,9 @@
           <w:szCs w:val="24"/>
           <w:u w:val="single"/>
         </w:rPr>
-        <w:t xml:space="preserve"> preliminar</w:t>
-      </w:r>
-    </w:p>
-    <w:p>
-      <w:pPr>
-        <w:rPr>
-          <w:b/>
-          <w:bCs/>
-        </w:rPr>
-      </w:pPr>
-      <w:r>
-        <w:rPr>
-          <w:b/>
-          <w:bCs/>
-        </w:rPr>
-        <w:t>UE</w:t>
-      </w:r>
-    </w:p>
-    <w:p>
-      <w:r>
-        <w:t>A nivel europeo, l</w:t>
-      </w:r>
-      <w:r>
-        <w:t>a media de ingresos actualmente es de 22284,40 PPS y el crecimiento medio total desde 2014 es del 24%</w:t>
-      </w:r>
-      <w:r>
-        <w:t>.</w:t>
-      </w:r>
-    </w:p>
-    <w:p/>
-    <w:p>
-      <w:pPr>
-        <w:rPr>
-          <w:b/>
-          <w:bCs/>
-        </w:rPr>
-      </w:pPr>
-      <w:r>
-        <w:rPr>
-          <w:b/>
-          <w:bCs/>
-        </w:rPr>
-        <w:lastRenderedPageBreak/>
-        <w:t>Naciones</w:t>
-      </w:r>
-    </w:p>
-    <w:p>
-      <w:r>
-        <w:t>A</w:t>
-      </w:r>
-      <w:r>
-        <w:t xml:space="preserve"> nivel de naciones, </w:t>
-      </w:r>
-      <w:r>
-        <w:t>podemos ver que</w:t>
-      </w:r>
-      <w:r>
-        <w:t xml:space="preserve">, salvo Grecia, Luxemburgo e Irlanda, los países experimentan crecimiento económico.  </w:t>
-      </w:r>
-    </w:p>
-    <w:p>
-      <w:r>
-        <w:t>L</w:t>
-      </w:r>
-      <w:r>
-        <w:t>os países que más han crecido son Rumanía, Bulgaria, Lituania y Letonia</w:t>
-      </w:r>
-      <w:r>
-        <w:t>,</w:t>
-      </w:r>
-      <w:r>
-        <w:t xml:space="preserve"> mientras que los que tienen peor crecimiento son Irlanda, Luxemburgo, Grecia y Eslovaquia.</w:t>
-      </w:r>
-    </w:p>
-    <w:p>
-      <w:r>
-        <w:t xml:space="preserve">Con respecto al nivel de ingresos actual, los cuatro países con un índice de ingresos más elevados son </w:t>
-      </w:r>
-      <w:r>
-        <w:t>Polonia, Alemania, Países bajos</w:t>
-      </w:r>
-      <w:r>
-        <w:t xml:space="preserve"> y</w:t>
-      </w:r>
-      <w:r>
-        <w:t xml:space="preserve"> Austria</w:t>
-      </w:r>
-      <w:r>
-        <w:t>. Por otro lado, los cuatro países con menor índice son Irlanda, Eslovaquia, Dinamarca y Luxemburgo.</w:t>
-      </w:r>
-    </w:p>
-    <w:p>
-      <w:pPr>
-        <w:rPr>
-          <w:b/>
-          <w:bCs/>
-        </w:rPr>
-      </w:pPr>
-      <w:r>
-        <w:rPr>
-          <w:b/>
-          <w:bCs/>
-        </w:rPr>
-        <w:t>Regiones</w:t>
-      </w:r>
-    </w:p>
-    <w:p>
-      <w:r>
-        <w:t>Las naciones que perten</w:t>
-      </w:r>
-      <w:r>
-        <w:t>ecen a Europa occidental son las que tienen un mayor ingreso, sin embargo, aquellas que pertenecen a Europa Oriental tienen un mayor crecimiento.</w:t>
-      </w:r>
-    </w:p>
-    <w:p>
-      <w:r>
-        <w:t>Las naciones del norte son de media las que tienen un ingreso menor y las naciones del sur son las que menos crecen.</w:t>
-      </w:r>
-    </w:p>
-    <w:p>
-      <w:pPr>
-        <w:rPr>
-          <w:b/>
-          <w:bCs/>
-        </w:rPr>
-      </w:pPr>
-      <w:r>
-        <w:rPr>
-          <w:b/>
-          <w:bCs/>
-        </w:rPr>
-        <w:t>Antig</w:t>
-      </w:r>
-      <w:r>
-        <w:rPr>
-          <w:b/>
-          <w:bCs/>
-        </w:rPr>
-        <w:t>ü</w:t>
-      </w:r>
-      <w:r>
-        <w:rPr>
-          <w:b/>
-          <w:bCs/>
-        </w:rPr>
-        <w:t>edad</w:t>
-      </w:r>
-    </w:p>
-    <w:p>
-      <w:r>
-        <w:t xml:space="preserve">Las naciones </w:t>
-      </w:r>
-      <w:r>
-        <w:t>que fundaron la UE cuentan con un mayor ingreso de media, seguidas por las naciones que se unieron a principios del 2000, aunque estas últimas son las que mayor crecimiento han experimentado.</w:t>
-      </w:r>
-    </w:p>
-    <w:p>
-      <w:r>
-        <w:t>Las naciones unidas en los ’70 son las que menos ingresos poseen de media</w:t>
-      </w:r>
-      <w:r>
-        <w:t>, sin embargo, son las segundas que más crecen.</w:t>
-      </w:r>
-    </w:p>
-    <w:p>
-      <w:pPr>
-        <w:rPr>
-          <w:b/>
-          <w:bCs/>
-        </w:rPr>
-      </w:pPr>
-      <w:r>
-        <w:rPr>
-          <w:b/>
-          <w:bCs/>
-        </w:rPr>
-        <w:t>Eurozona</w:t>
-      </w:r>
-    </w:p>
-    <w:p>
-      <w:r>
-        <w:t xml:space="preserve">Las naciones que pertenecen a la </w:t>
-      </w:r>
-      <w:proofErr w:type="gramStart"/>
-      <w:r>
-        <w:t>UE</w:t>
-      </w:r>
-      <w:proofErr w:type="gramEnd"/>
-      <w:r>
-        <w:t xml:space="preserve"> pero están fuera de la Eurozona tienen de media </w:t>
-      </w:r>
-      <w:r>
-        <w:t xml:space="preserve">más ingreso que las que si pertenecen, aunque la diferencia es poca. </w:t>
-      </w:r>
-    </w:p>
-    <w:p>
-      <w:r>
-        <w:t>Por otro lado, el crecimiento de las que no pertenecen duplica a las que sí.</w:t>
-      </w:r>
-    </w:p>
-    <w:p>
-      <w:pPr>
+        <w:t xml:space="preserve">s </w:t>
+      </w:r>
+      <w:r>
         <w:rPr>
           <w:b/>
           <w:bCs/>
@@ -582,8 +367,38 @@
           <w:szCs w:val="24"/>
           <w:u w:val="single"/>
         </w:rPr>
-      </w:pPr>
-      <w:r>
+        <w:t>de datos</w:t>
+      </w:r>
+    </w:p>
+    <w:p>
+      <w:pPr>
+        <w:rPr>
+          <w:b/>
+          <w:bCs/>
+        </w:rPr>
+      </w:pPr>
+      <w:r>
+        <w:rPr>
+          <w:b/>
+          <w:bCs/>
+        </w:rPr>
+        <w:t xml:space="preserve">1. </w:t>
+      </w:r>
+      <w:r>
+        <w:rPr>
+          <w:b/>
+          <w:bCs/>
+        </w:rPr>
+        <w:t>UE</w:t>
+      </w:r>
+    </w:p>
+    <w:p>
+      <w:r>
+        <w:t>A nivel europeo, la media de ingresos actualmente es de 22284,40 PPS y el crecimiento medio total desde 2014 es del 24%.</w:t>
+      </w:r>
+    </w:p>
+    <w:p>
+      <w:pPr>
         <w:rPr>
           <w:b/>
           <w:bCs/>
@@ -591,63 +406,114 @@
           <w:szCs w:val="24"/>
           <w:u w:val="single"/>
         </w:rPr>
-        <w:t>Análisis en profundidad</w:t>
-      </w:r>
-    </w:p>
-    <w:p>
-      <w:r>
-        <w:t>Las naciones de Europa del este se unieron a la UE en el siglo 21, la mayoría a principios del 2000 excepto Croacia, que se unió en 2014.</w:t>
+      </w:pPr>
+    </w:p>
+    <w:p>
+      <w:pPr>
+        <w:rPr>
+          <w:b/>
+          <w:bCs/>
+        </w:rPr>
+      </w:pPr>
+      <w:r>
+        <w:rPr>
+          <w:b/>
+          <w:bCs/>
+        </w:rPr>
+        <w:lastRenderedPageBreak/>
+        <w:t>2</w:t>
+      </w:r>
+      <w:r>
+        <w:rPr>
+          <w:b/>
+          <w:bCs/>
+        </w:rPr>
+        <w:t>. Crecimiento</w:t>
+      </w:r>
+    </w:p>
+    <w:p>
+      <w:r>
+        <w:t>Observamos que las naciones que más han crecido pertenecen a Europa del Este y Norte, están fuera de la eurozona y se han unido en el siglo 21.</w:t>
+      </w:r>
+    </w:p>
+    <w:p>
+      <w:r>
+        <w:t>Por otro lado, las que menos han crecido pertenece a Europa Occidental y Sur</w:t>
+      </w:r>
+      <w:r>
+        <w:t>, están dentro de la eurozona y se unieron en la década de los 70 y 80.</w:t>
+      </w:r>
+    </w:p>
+    <w:p>
+      <w:pPr>
+        <w:rPr>
+          <w:b/>
+          <w:bCs/>
+        </w:rPr>
+      </w:pPr>
+      <w:r>
+        <w:rPr>
+          <w:b/>
+          <w:bCs/>
+        </w:rPr>
+        <w:t>3</w:t>
+      </w:r>
+      <w:r>
+        <w:rPr>
+          <w:b/>
+          <w:bCs/>
+        </w:rPr>
+        <w:t xml:space="preserve">. </w:t>
+      </w:r>
+      <w:r>
+        <w:rPr>
+          <w:b/>
+          <w:bCs/>
+        </w:rPr>
+        <w:t>Riqueza</w:t>
+      </w:r>
+    </w:p>
+    <w:p>
+      <w:r>
+        <w:t>Observamos que</w:t>
+      </w:r>
+      <w:r>
+        <w:t>,</w:t>
+      </w:r>
+      <w:r>
+        <w:t xml:space="preserve"> de media</w:t>
+      </w:r>
+      <w:r>
+        <w:t>,</w:t>
+      </w:r>
+      <w:r>
+        <w:t xml:space="preserve"> las naciones más ricas </w:t>
+      </w:r>
+      <w:r>
+        <w:t>son</w:t>
+      </w:r>
+      <w:r>
+        <w:t xml:space="preserve"> las Occidentales y Sureñas (aunque las últimas tienen un valor muy parecido a las del este), son miembros fundadores o se unieron a principios del 2000. El hecho de que estén dentro de la Eurozona o no es un factor que no influye, pues ambos presentan de media el mismo valor.</w:t>
+      </w:r>
+    </w:p>
+    <w:p>
+      <w:r>
+        <w:t xml:space="preserve">Por otro lado, las que menor riqueza tienen son los países </w:t>
+      </w:r>
+      <w:r>
+        <w:t>del este</w:t>
+      </w:r>
+      <w:r>
+        <w:t xml:space="preserve"> y </w:t>
+      </w:r>
+      <w:r>
+        <w:t>del norte</w:t>
       </w:r>
       <w:r>
         <w:t xml:space="preserve"> </w:t>
       </w:r>
-    </w:p>
-    <w:p>
-      <w:r>
-        <w:t xml:space="preserve">De éstas, sólo 3 pertenecen a la eurozona: Croacia, Eslovaquia y Eslovenia. </w:t>
-      </w:r>
-    </w:p>
-    <w:p>
-      <w:r>
-        <w:t>Si las comparamos con las que no pertenecen, sus métricas son bastante inferiores. Sin embargo, tienen un crecimiento parecido al resto de naciones que pertenecen a la eurozona, aunque su nivel de ingresos es menor.</w:t>
-      </w:r>
-    </w:p>
-    <w:p>
-      <w:r>
-        <w:t>Las otras naciones que no pertenecen a la Eurozona pertenecen al norte de Europa y son Dinamarca y Suecia. Éstas se unieron en la década de los 70 y los 90 respectivamente</w:t>
-      </w:r>
-      <w:r>
-        <w:t xml:space="preserve"> </w:t>
-      </w:r>
-    </w:p>
-    <w:p>
-      <w:r>
-        <w:t xml:space="preserve">Experimentan un crecimiento menor y un nivel de ingresos inferior </w:t>
-      </w:r>
-      <w:r>
-        <w:t>a las del este</w:t>
-      </w:r>
-      <w:r>
-        <w:t xml:space="preserve"> y las regiones del norte que pertenecen a la eurozona. </w:t>
-      </w:r>
-    </w:p>
-    <w:p>
-      <w:r>
-        <w:t>Cabe destacar que sólo los países bálticos sufren este crecimiento (unidos en los 00’). Si lo comparamos con Finlandia, nación de la Eurozona y del norte, el crecimiento es igual que las naciones del norte que no pertenecen a ésta.</w:t>
-      </w:r>
-    </w:p>
-    <w:p>
-      <w:r>
-        <w:t>En base a estos datos,</w:t>
-      </w:r>
-      <w:r>
-        <w:t xml:space="preserve"> el presente estudio sugiere que las naciones que mayor han experimentado un crecimiento económico y mayor riqueza pueden llegar a tener son aquellas naciones unidas en el siglo 21 que no pertenecen a la eurozona.</w:t>
-      </w:r>
-    </w:p>
-    <w:p>
-      <w:r>
-        <w:lastRenderedPageBreak/>
-        <w:t xml:space="preserve">  </w:t>
+      <w:r>
+        <w:t xml:space="preserve">que se unieron en los 70 y en los 80. </w:t>
       </w:r>
     </w:p>
     <w:p>
@@ -668,11 +534,64 @@
           <w:szCs w:val="24"/>
           <w:u w:val="single"/>
         </w:rPr>
-        <w:t>Visualización</w:t>
-      </w:r>
-    </w:p>
-    <w:p>
-      <w:pPr>
+        <w:t>Conclusiones</w:t>
+      </w:r>
+    </w:p>
+    <w:p>
+      <w:r>
+        <w:t xml:space="preserve">1. </w:t>
+      </w:r>
+      <w:r>
+        <w:t xml:space="preserve">A nivel de naciones, podemos ver que, salvo Grecia, Luxemburgo e Irlanda, los países experimentan crecimiento económico.  </w:t>
+      </w:r>
+    </w:p>
+    <w:p>
+      <w:r>
+        <w:t xml:space="preserve">2. Las naciones con más éxito en general </w:t>
+      </w:r>
+      <w:r>
+        <w:t xml:space="preserve">en promedio </w:t>
+      </w:r>
+      <w:r>
+        <w:t>son aquellas naciones</w:t>
+      </w:r>
+      <w:r>
+        <w:t xml:space="preserve"> del este y del norte,</w:t>
+      </w:r>
+      <w:r>
+        <w:t xml:space="preserve"> unidas en el siglo 21 que no pertenecen a la eurozona.</w:t>
+      </w:r>
+      <w:r>
+        <w:t xml:space="preserve"> </w:t>
+      </w:r>
+    </w:p>
+    <w:p>
+      <w:r>
+        <w:t xml:space="preserve">Sus niveles de riqueza son equiparables a las naciones sureñas y las naciones fundadoras y en el futuro próximo llegarán a superarlas debido a su crecimiento económico tan acelerado  </w:t>
+      </w:r>
+    </w:p>
+    <w:p>
+      <w:pPr>
+        <w:rPr>
+          <w:b/>
+          <w:bCs/>
+        </w:rPr>
+      </w:pPr>
+      <w:r>
+        <w:t>3</w:t>
+      </w:r>
+      <w:r>
+        <w:t>. Las naciones unidas en la década de los 70 y 80 son las peores paradas</w:t>
+      </w:r>
+      <w:r>
+        <w:t xml:space="preserve"> en promedio</w:t>
+      </w:r>
+      <w:r>
+        <w:t xml:space="preserve"> tanto en crecimiento como en riqueza.</w:t>
+      </w:r>
+    </w:p>
+    <w:p>
+      <w:r>
         <w:rPr>
           <w:b/>
           <w:bCs/>
@@ -680,44 +599,6 @@
           <w:szCs w:val="24"/>
           <w:u w:val="single"/>
         </w:rPr>
-      </w:pPr>
-      <w:r>
-        <w:rPr>
-          <w:b/>
-          <w:bCs/>
-          <w:sz w:val="28"/>
-          <w:szCs w:val="24"/>
-          <w:u w:val="single"/>
-        </w:rPr>
-        <w:t>Resumen</w:t>
-      </w:r>
-      <w:r>
-        <w:rPr>
-          <w:b/>
-          <w:bCs/>
-        </w:rPr>
-        <w:br w:type="page"/>
-      </w:r>
-    </w:p>
-    <w:p>
-      <w:pPr>
-        <w:rPr>
-          <w:b/>
-          <w:bCs/>
-          <w:sz w:val="28"/>
-          <w:szCs w:val="24"/>
-          <w:u w:val="single"/>
-        </w:rPr>
-      </w:pPr>
-      <w:r>
-        <w:rPr>
-          <w:b/>
-          <w:bCs/>
-          <w:sz w:val="28"/>
-          <w:szCs w:val="24"/>
-          <w:u w:val="single"/>
-        </w:rPr>
-        <w:lastRenderedPageBreak/>
         <w:t>Anexo</w:t>
       </w:r>
     </w:p>
@@ -729,7 +610,7 @@
           <w:numId w:val="4"/>
         </w:numPr>
       </w:pPr>
-      <w:hyperlink r:id="rId5" w:history="1">
+      <w:hyperlink r:id="rId8" w:history="1">
         <w:r>
           <w:rPr>
             <w:rStyle w:val="Hyperlink"/>
@@ -751,7 +632,7 @@
           <w:numId w:val="4"/>
         </w:numPr>
       </w:pPr>
-      <w:hyperlink r:id="rId6" w:history="1">
+      <w:hyperlink r:id="rId9" w:history="1">
         <w:r>
           <w:rPr>
             <w:rStyle w:val="Hyperlink"/>
@@ -771,6 +652,7 @@
       </w:pPr>
     </w:p>
     <w:sectPr>
+      <w:footerReference w:type="default" r:id="rId10"/>
       <w:pgSz w:w="12240" w:h="15840"/>
       <w:pgMar w:top="1440" w:right="1440" w:bottom="1440" w:left="1440" w:header="708" w:footer="708" w:gutter="0"/>
       <w:cols w:num="2" w:space="708"/>
@@ -778,6 +660,118 @@
     </w:sectPr>
   </w:body>
 </w:document>
+</file>
+
+<file path=word/endnotes.xml><?xml version="1.0" encoding="utf-8"?>
+<w:endnotes xmlns:wpc="http://schemas.microsoft.com/office/word/2010/wordprocessingCanvas" xmlns:cx="http://schemas.microsoft.com/office/drawing/2014/chartex" xmlns:cx1="http://schemas.microsoft.com/office/drawing/2015/9/8/chartex" xmlns:cx2="http://schemas.microsoft.com/office/drawing/2015/10/21/chartex" xmlns:cx3="http://schemas.microsoft.com/office/drawing/2016/5/9/chartex" xmlns:cx4="http://schemas.microsoft.com/office/drawing/2016/5/10/chartex" xmlns:cx5="http://schemas.microsoft.com/office/drawing/2016/5/11/chartex" xmlns:cx6="http://schemas.microsoft.com/office/drawing/2016/5/12/chartex" xmlns:cx7="http://schemas.microsoft.com/office/drawing/2016/5/13/chartex" xmlns:cx8="http://schemas.microsoft.com/office/drawing/2016/5/14/chartex" xmlns:mc="http://schemas.openxmlformats.org/markup-compatibility/2006" xmlns:aink="http://schemas.microsoft.com/office/drawing/2016/ink" xmlns:am3d="http://schemas.microsoft.com/office/drawing/2017/model3d" xmlns:o="urn:schemas-microsoft-com:office:office" xmlns:oel="http://schemas.microsoft.com/office/2019/extlst" xmlns:r="http://schemas.openxmlformats.org/officeDocument/2006/relationships" xmlns:m="http://schemas.openxmlformats.org/officeDocument/2006/math" xmlns:v="urn:schemas-microsoft-com:vml" xmlns:wp14="http://schemas.microsoft.com/office/word/2010/wordprocessingDrawing" xmlns:wp="http://schemas.openxmlformats.org/drawingml/2006/wordprocessingDrawing" xmlns:w10="urn:schemas-microsoft-com:office:word" xmlns:w="http://schemas.openxmlformats.org/wordprocessingml/2006/main" xmlns:w14="http://schemas.microsoft.com/office/word/2010/wordml" xmlns:w15="http://schemas.microsoft.com/office/word/2012/wordml" xmlns:w16cex="http://schemas.microsoft.com/office/word/2018/wordml/cex" xmlns:w16cid="http://schemas.microsoft.com/office/word/2016/wordml/cid" xmlns:w16="http://schemas.microsoft.com/office/word/2018/wordml" xmlns:w16sdtdh="http://schemas.microsoft.com/office/word/2020/wordml/sdtdatahash" xmlns:w16se="http://schemas.microsoft.com/office/word/2015/wordml/symex" xmlns:wpg="http://schemas.microsoft.com/office/word/2010/wordprocessingGroup" xmlns:wpi="http://schemas.microsoft.com/office/word/2010/wordprocessingInk" xmlns:wne="http://schemas.microsoft.com/office/word/2006/wordml" xmlns:wps="http://schemas.microsoft.com/office/word/2010/wordprocessingShape" mc:Ignorable="w14 w15 w16se w16cid w16 w16cex w16sdtdh wp14">
+  <w:endnote w:type="separator" w:id="-1">
+    <w:p>
+      <w:pPr>
+        <w:spacing w:after="0"/>
+      </w:pPr>
+      <w:r>
+        <w:separator/>
+      </w:r>
+    </w:p>
+  </w:endnote>
+  <w:endnote w:type="continuationSeparator" w:id="0">
+    <w:p>
+      <w:pPr>
+        <w:spacing w:after="0"/>
+      </w:pPr>
+      <w:r>
+        <w:continuationSeparator/>
+      </w:r>
+    </w:p>
+  </w:endnote>
+</w:endnotes>
+</file>
+
+<file path=word/footer1.xml><?xml version="1.0" encoding="utf-8"?>
+<w:ftr xmlns:wpc="http://schemas.microsoft.com/office/word/2010/wordprocessingCanvas" xmlns:cx="http://schemas.microsoft.com/office/drawing/2014/chartex" xmlns:cx1="http://schemas.microsoft.com/office/drawing/2015/9/8/chartex" xmlns:cx2="http://schemas.microsoft.com/office/drawing/2015/10/21/chartex" xmlns:cx3="http://schemas.microsoft.com/office/drawing/2016/5/9/chartex" xmlns:cx4="http://schemas.microsoft.com/office/drawing/2016/5/10/chartex" xmlns:cx5="http://schemas.microsoft.com/office/drawing/2016/5/11/chartex" xmlns:cx6="http://schemas.microsoft.com/office/drawing/2016/5/12/chartex" xmlns:cx7="http://schemas.microsoft.com/office/drawing/2016/5/13/chartex" xmlns:cx8="http://schemas.microsoft.com/office/drawing/2016/5/14/chartex" xmlns:mc="http://schemas.openxmlformats.org/markup-compatibility/2006" xmlns:aink="http://schemas.microsoft.com/office/drawing/2016/ink" xmlns:am3d="http://schemas.microsoft.com/office/drawing/2017/model3d" xmlns:o="urn:schemas-microsoft-com:office:office" xmlns:oel="http://schemas.microsoft.com/office/2019/extlst" xmlns:r="http://schemas.openxmlformats.org/officeDocument/2006/relationships" xmlns:m="http://schemas.openxmlformats.org/officeDocument/2006/math" xmlns:v="urn:schemas-microsoft-com:vml" xmlns:wp14="http://schemas.microsoft.com/office/word/2010/wordprocessingDrawing" xmlns:wp="http://schemas.openxmlformats.org/drawingml/2006/wordprocessingDrawing" xmlns:w10="urn:schemas-microsoft-com:office:word" xmlns:w="http://schemas.openxmlformats.org/wordprocessingml/2006/main" xmlns:w14="http://schemas.microsoft.com/office/word/2010/wordml" xmlns:w15="http://schemas.microsoft.com/office/word/2012/wordml" xmlns:w16cex="http://schemas.microsoft.com/office/word/2018/wordml/cex" xmlns:w16cid="http://schemas.microsoft.com/office/word/2016/wordml/cid" xmlns:w16="http://schemas.microsoft.com/office/word/2018/wordml" xmlns:w16sdtdh="http://schemas.microsoft.com/office/word/2020/wordml/sdtdatahash" xmlns:w16se="http://schemas.microsoft.com/office/word/2015/wordml/symex" xmlns:wpg="http://schemas.microsoft.com/office/word/2010/wordprocessingGroup" xmlns:wpi="http://schemas.microsoft.com/office/word/2010/wordprocessingInk" xmlns:wne="http://schemas.microsoft.com/office/word/2006/wordml" xmlns:wps="http://schemas.microsoft.com/office/word/2010/wordprocessingShape" mc:Ignorable="w14 w15 w16se w16cid w16 w16cex w16sdtdh wp14">
+  <w:p>
+    <w:pPr>
+      <w:pStyle w:val="Footer"/>
+      <w:tabs>
+        <w:tab w:val="clear" w:pos="4680"/>
+        <w:tab w:val="clear" w:pos="9360"/>
+      </w:tabs>
+      <w:jc w:val="center"/>
+      <w:rPr>
+        <w:caps/>
+        <w:noProof/>
+        <w:color w:val="4472C4" w:themeColor="accent1"/>
+      </w:rPr>
+    </w:pPr>
+    <w:r>
+      <w:rPr>
+        <w:caps/>
+        <w:color w:val="4472C4" w:themeColor="accent1"/>
+      </w:rPr>
+      <w:fldChar w:fldCharType="begin"/>
+    </w:r>
+    <w:r>
+      <w:rPr>
+        <w:caps/>
+        <w:color w:val="4472C4" w:themeColor="accent1"/>
+      </w:rPr>
+      <w:instrText xml:space="preserve"> PAGE   \* MERGEFORMAT </w:instrText>
+    </w:r>
+    <w:r>
+      <w:rPr>
+        <w:caps/>
+        <w:color w:val="4472C4" w:themeColor="accent1"/>
+      </w:rPr>
+      <w:fldChar w:fldCharType="separate"/>
+    </w:r>
+    <w:r>
+      <w:rPr>
+        <w:caps/>
+        <w:noProof/>
+        <w:color w:val="4472C4" w:themeColor="accent1"/>
+      </w:rPr>
+      <w:t>2</w:t>
+    </w:r>
+    <w:r>
+      <w:rPr>
+        <w:caps/>
+        <w:noProof/>
+        <w:color w:val="4472C4" w:themeColor="accent1"/>
+      </w:rPr>
+      <w:fldChar w:fldCharType="end"/>
+    </w:r>
+  </w:p>
+  <w:p>
+    <w:pPr>
+      <w:pStyle w:val="Footer"/>
+    </w:pPr>
+  </w:p>
+</w:ftr>
+</file>
+
+<file path=word/footnotes.xml><?xml version="1.0" encoding="utf-8"?>
+<w:footnotes xmlns:wpc="http://schemas.microsoft.com/office/word/2010/wordprocessingCanvas" xmlns:cx="http://schemas.microsoft.com/office/drawing/2014/chartex" xmlns:cx1="http://schemas.microsoft.com/office/drawing/2015/9/8/chartex" xmlns:cx2="http://schemas.microsoft.com/office/drawing/2015/10/21/chartex" xmlns:cx3="http://schemas.microsoft.com/office/drawing/2016/5/9/chartex" xmlns:cx4="http://schemas.microsoft.com/office/drawing/2016/5/10/chartex" xmlns:cx5="http://schemas.microsoft.com/office/drawing/2016/5/11/chartex" xmlns:cx6="http://schemas.microsoft.com/office/drawing/2016/5/12/chartex" xmlns:cx7="http://schemas.microsoft.com/office/drawing/2016/5/13/chartex" xmlns:cx8="http://schemas.microsoft.com/office/drawing/2016/5/14/chartex" xmlns:mc="http://schemas.openxmlformats.org/markup-compatibility/2006" xmlns:aink="http://schemas.microsoft.com/office/drawing/2016/ink" xmlns:am3d="http://schemas.microsoft.com/office/drawing/2017/model3d" xmlns:o="urn:schemas-microsoft-com:office:office" xmlns:oel="http://schemas.microsoft.com/office/2019/extlst" xmlns:r="http://schemas.openxmlformats.org/officeDocument/2006/relationships" xmlns:m="http://schemas.openxmlformats.org/officeDocument/2006/math" xmlns:v="urn:schemas-microsoft-com:vml" xmlns:wp14="http://schemas.microsoft.com/office/word/2010/wordprocessingDrawing" xmlns:wp="http://schemas.openxmlformats.org/drawingml/2006/wordprocessingDrawing" xmlns:w10="urn:schemas-microsoft-com:office:word" xmlns:w="http://schemas.openxmlformats.org/wordprocessingml/2006/main" xmlns:w14="http://schemas.microsoft.com/office/word/2010/wordml" xmlns:w15="http://schemas.microsoft.com/office/word/2012/wordml" xmlns:w16cex="http://schemas.microsoft.com/office/word/2018/wordml/cex" xmlns:w16cid="http://schemas.microsoft.com/office/word/2016/wordml/cid" xmlns:w16="http://schemas.microsoft.com/office/word/2018/wordml" xmlns:w16sdtdh="http://schemas.microsoft.com/office/word/2020/wordml/sdtdatahash" xmlns:w16se="http://schemas.microsoft.com/office/word/2015/wordml/symex" xmlns:wpg="http://schemas.microsoft.com/office/word/2010/wordprocessingGroup" xmlns:wpi="http://schemas.microsoft.com/office/word/2010/wordprocessingInk" xmlns:wne="http://schemas.microsoft.com/office/word/2006/wordml" xmlns:wps="http://schemas.microsoft.com/office/word/2010/wordprocessingShape" mc:Ignorable="w14 w15 w16se w16cid w16 w16cex w16sdtdh wp14">
+  <w:footnote w:type="separator" w:id="-1">
+    <w:p>
+      <w:pPr>
+        <w:spacing w:after="0"/>
+      </w:pPr>
+      <w:r>
+        <w:separator/>
+      </w:r>
+    </w:p>
+  </w:footnote>
+  <w:footnote w:type="continuationSeparator" w:id="0">
+    <w:p>
+      <w:pPr>
+        <w:spacing w:after="0"/>
+      </w:pPr>
+      <w:r>
+        <w:continuationSeparator/>
+      </w:r>
+    </w:p>
+  </w:footnote>
+</w:footnotes>
 </file>
 
 <file path=word/numbering.xml><?xml version="1.0" encoding="utf-8"?>
@@ -2040,6 +2034,64 @@
       <w:color w:val="808080"/>
     </w:rPr>
   </w:style>
+  <w:style w:type="paragraph" w:styleId="Header">
+    <w:name w:val="header"/>
+    <w:basedOn w:val="Normal"/>
+    <w:link w:val="HeaderChar"/>
+    <w:uiPriority w:val="99"/>
+    <w:unhideWhenUsed/>
+    <w:rsid w:val="001547CD"/>
+    <w:pPr>
+      <w:tabs>
+        <w:tab w:val="center" w:pos="4680"/>
+        <w:tab w:val="right" w:pos="9360"/>
+      </w:tabs>
+      <w:spacing w:after="0"/>
+    </w:pPr>
+  </w:style>
+  <w:style w:type="character" w:customStyle="1" w:styleId="HeaderChar">
+    <w:name w:val="Header Char"/>
+    <w:basedOn w:val="DefaultParagraphFont"/>
+    <w:link w:val="Header"/>
+    <w:uiPriority w:val="99"/>
+    <w:rsid w:val="001547CD"/>
+    <w:rPr>
+      <w:rFonts w:ascii="Bell MT" w:hAnsi="Bell MT"/>
+      <w:kern w:val="0"/>
+      <w:sz w:val="24"/>
+      <w:lang w:val="es-ES"/>
+      <w14:ligatures w14:val="none"/>
+    </w:rPr>
+  </w:style>
+  <w:style w:type="paragraph" w:styleId="Footer">
+    <w:name w:val="footer"/>
+    <w:basedOn w:val="Normal"/>
+    <w:link w:val="FooterChar"/>
+    <w:uiPriority w:val="99"/>
+    <w:unhideWhenUsed/>
+    <w:rsid w:val="001547CD"/>
+    <w:pPr>
+      <w:tabs>
+        <w:tab w:val="center" w:pos="4680"/>
+        <w:tab w:val="right" w:pos="9360"/>
+      </w:tabs>
+      <w:spacing w:after="0"/>
+    </w:pPr>
+  </w:style>
+  <w:style w:type="character" w:customStyle="1" w:styleId="FooterChar">
+    <w:name w:val="Footer Char"/>
+    <w:basedOn w:val="DefaultParagraphFont"/>
+    <w:link w:val="Footer"/>
+    <w:uiPriority w:val="99"/>
+    <w:rsid w:val="001547CD"/>
+    <w:rPr>
+      <w:rFonts w:ascii="Bell MT" w:hAnsi="Bell MT"/>
+      <w:kern w:val="0"/>
+      <w:sz w:val="24"/>
+      <w:lang w:val="es-ES"/>
+      <w14:ligatures w14:val="none"/>
+    </w:rPr>
+  </w:style>
 </w:styles>
 </file>
 
@@ -2336,4 +2388,16 @@
     </a:ext>
   </a:extLst>
 </a:theme>
+</file>
+
+<file path=customXml/item1.xml><?xml version="1.0" encoding="utf-8"?>
+<b:Sources xmlns:b="http://schemas.openxmlformats.org/officeDocument/2006/bibliography" xmlns="http://schemas.openxmlformats.org/officeDocument/2006/bibliography" SelectedStyle="\APASixthEditionOfficeOnline.xsl" StyleName="APA" Version="6"/>
+</file>
+
+<file path=customXml/itemProps1.xml><?xml version="1.0" encoding="utf-8"?>
+<ds:datastoreItem xmlns:ds="http://schemas.openxmlformats.org/officeDocument/2006/customXml" ds:itemID="{3C303DE6-700A-4411-A27D-2941A04877E2}">
+  <ds:schemaRefs>
+    <ds:schemaRef ds:uri="http://schemas.openxmlformats.org/officeDocument/2006/bibliography"/>
+  </ds:schemaRefs>
+</ds:datastoreItem>
 </file>